--- a/public/aldhairmartinez_resume.docx
+++ b/public/aldhairmartinez_resume.docx
@@ -86,7 +86,7 @@
           <w:szCs w:val="17"/>
           <w:rtl w:val="0"/>
         </w:rPr>
-        <w:t xml:space="preserve">NYC | SWFL  ·  (239) 357-8783  ·  aldhairm@gmail.com  ·  linkedin.com/in/aldhairmartinez  ·  aldhairmartinez.com</w:t>
+        <w:t xml:space="preserve">NYC | SWFL  ·  (239) 357-8783  ·  hello@aldhairmartinez.com  ·  linkedin.com/in/aldhairmartinez  ·  aldhairmartinez.com</w:t>
       </w:r>
     </w:p>
     <w:p>
